--- a/doc/หน้า จัดการผู้ป่วย Excell.docx
+++ b/doc/หน้า จัดการผู้ป่วย Excell.docx
@@ -1023,6 +1023,32 @@
           <w:lang w:val="en-US"/>
         </w:rPr>
         <w:t>แผนปฏิบัติการเคลื่อนไหว</w:t>
+      </w:r>
+    </w:p>
+    <w:p>
+      <w:pPr>
+        <w:spacing w:after="0"/>
+        <w:rPr>
+          <w:lang w:val="en-US"/>
+        </w:rPr>
+      </w:pPr>
+    </w:p>
+    <w:p>
+      <w:pPr>
+        <w:spacing w:after="0"/>
+        <w:rPr>
+          <w:rFonts w:hint="cs"/>
+          <w:cs/>
+          <w:lang w:val="en-US"/>
+        </w:rPr>
+      </w:pPr>
+      <w:r>
+        <w:rPr>
+          <w:rFonts w:hint="cs"/>
+          <w:cs/>
+          <w:lang w:val="en-US"/>
+        </w:rPr>
+        <w:t xml:space="preserve">สำหรับช่องที่เป็นวันที่ มีวันเกิด และ วันที่ประเมิน  วันที่ติดตาม ในส่วนของปี ปรับให้เป็น ปี พศ แล้วทำพอร์แมตเป็น วันเดือนปี </w:t>
       </w:r>
     </w:p>
     <w:sectPr>

--- a/doc/หน้า จัดการผู้ป่วย Excell.docx
+++ b/doc/หน้า จัดการผู้ป่วย Excell.docx
@@ -665,13 +665,117 @@
           <w:cs/>
           <w:lang w:val="en-US"/>
         </w:rPr>
-        <w:t>ส่วนคอลัมถัดชุดถัดไปเป็นส่วนของการประเมิน บางคนมีการประเมินหลายครั้ง บางคนประเมินครั้งเดียวให้ทำคอลัมเพิ่มไปทางขวา สำหรับคนที่มีหลายครั้ง เริ่มจาก</w:t>
+        <w:t>ส่วนคอลัมถัดชุดถัดไปเป็นส่วนของการประเมิน</w:t>
+      </w:r>
+      <w:r>
+        <w:rPr>
+          <w:rFonts w:hint="cs"/>
+          <w:cs/>
+          <w:lang w:val="en-US"/>
+        </w:rPr>
+        <w:t xml:space="preserve"> ในส่วนนี้ ให้นำข้อมูลแบบเดียวกับหน้าเพจ </w:t>
+      </w:r>
+      <w:r>
+        <w:rPr>
+          <w:lang w:val="en-US"/>
+        </w:rPr>
+        <w:t>app/admin/patients/[id]/screening-history/</w:t>
+      </w:r>
+      <w:proofErr w:type="spellStart"/>
+      <w:r>
+        <w:rPr>
+          <w:lang w:val="en-US"/>
+        </w:rPr>
+        <w:t>page.tsx</w:t>
+      </w:r>
+      <w:proofErr w:type="spellEnd"/>
+      <w:r>
+        <w:rPr>
+          <w:rFonts w:hint="cs"/>
+          <w:cs/>
+          <w:lang w:val="en-US"/>
+        </w:rPr>
+        <w:t xml:space="preserve">  ให้ดูวิธีการติดตามผลการประเมินในหน้าเพจประวัติการประเมินแล้วนำมาแสดงในคอลัมพ์นี้</w:t>
+      </w:r>
+      <w:r>
+        <w:rPr>
+          <w:rFonts w:hint="cs"/>
+          <w:cs/>
+          <w:lang w:val="en-US"/>
+        </w:rPr>
+        <w:t xml:space="preserve"> </w:t>
+      </w:r>
+      <w:r>
+        <w:rPr>
+          <w:rFonts w:hint="cs"/>
+          <w:cs/>
+          <w:lang w:val="en-US"/>
+        </w:rPr>
+        <w:t>ซึ่งเป็นการติดตามคนไข้ รายบุคคล โดย</w:t>
+      </w:r>
+      <w:r>
+        <w:rPr>
+          <w:rFonts w:hint="cs"/>
+          <w:cs/>
+          <w:lang w:val="en-US"/>
+        </w:rPr>
+        <w:t xml:space="preserve">บางคนมีการประเมินหลายครั้ง </w:t>
+      </w:r>
+      <w:r>
+        <w:rPr>
+          <w:rFonts w:hint="cs"/>
+          <w:cs/>
+          <w:lang w:val="en-US"/>
+        </w:rPr>
+        <w:t xml:space="preserve">ไม่เท่ากัน </w:t>
+      </w:r>
+      <w:r>
+        <w:rPr>
+          <w:rFonts w:hint="cs"/>
+          <w:cs/>
+          <w:lang w:val="en-US"/>
+        </w:rPr>
+        <w:t>ให้ทำคอลัม</w:t>
+      </w:r>
+      <w:r>
+        <w:rPr>
+          <w:rFonts w:hint="cs"/>
+          <w:cs/>
+          <w:lang w:val="en-US"/>
+        </w:rPr>
+        <w:t>สำหรับการประเมิน เป็น  ประเมิน ครั้งแรก กับ การประเมินครั้งล่าสุด ถ้าใคร มีการ</w:t>
+      </w:r>
+      <w:r>
+        <w:rPr>
+          <w:rFonts w:hint="cs"/>
+          <w:cs/>
+          <w:lang w:val="en-US"/>
+        </w:rPr>
+        <w:t>บางคนประเมินครั้งเดียว</w:t>
+      </w:r>
+      <w:r>
+        <w:rPr>
+          <w:rFonts w:hint="cs"/>
+          <w:cs/>
+          <w:lang w:val="en-US"/>
+        </w:rPr>
+        <w:t>ครั้งล่าสุดให้ว่างไว้  โดย</w:t>
+      </w:r>
+      <w:r>
+        <w:rPr>
+          <w:rFonts w:hint="cs"/>
+          <w:cs/>
+          <w:lang w:val="en-US"/>
+        </w:rPr>
+        <w:t>เริ่มจาก</w:t>
       </w:r>
     </w:p>
     <w:p>
       <w:pPr>
         <w:spacing w:after="0"/>
         <w:rPr>
+          <w:rFonts w:hint="cs"/>
+          <w:cs/>
           <w:lang w:val="en-US"/>
         </w:rPr>
       </w:pPr>
@@ -713,6 +817,14 @@
       </w:r>
       <w:r>
         <w:rPr>
+          <w:rFonts w:hint="cs"/>
+          <w:cs/>
+          <w:lang w:val="en-US"/>
+        </w:rPr>
+        <w:t>ครั้งแรก</w:t>
+      </w:r>
+      <w:r>
+        <w:rPr>
           <w:lang w:val="en-US"/>
         </w:rPr>
         <w:t>,(16)</w:t>
@@ -752,6 +864,56 @@
           <w:lang w:val="en-US"/>
         </w:rPr>
         <w:t xml:space="preserve"> คะแนน </w:t>
+      </w:r>
+      <w:r>
+        <w:rPr>
+          <w:lang w:val="en-US"/>
+        </w:rPr>
+        <w:t>pam</w:t>
+      </w:r>
+      <w:r>
+        <w:rPr>
+          <w:rFonts w:hint="cs"/>
+          <w:cs/>
+          <w:lang w:val="en-US"/>
+        </w:rPr>
+        <w:t xml:space="preserve"> </w:t>
+      </w:r>
+      <w:r>
+        <w:rPr>
+          <w:rFonts w:hint="cs"/>
+          <w:cs/>
+          <w:lang w:val="en-US"/>
+        </w:rPr>
+        <w:t xml:space="preserve">วันที่ประเมินครั้งล่าสุด </w:t>
+      </w:r>
+      <w:r>
+        <w:rPr>
+          <w:lang w:val="en-US"/>
+        </w:rPr>
+        <w:t>,</w:t>
+      </w:r>
+      <w:r>
+        <w:rPr>
+          <w:rFonts w:hint="cs"/>
+          <w:cs/>
+          <w:lang w:val="en-US"/>
+        </w:rPr>
+        <w:t xml:space="preserve"> คะแนน </w:t>
+      </w:r>
+      <w:r>
+        <w:rPr>
+          <w:lang w:val="en-US"/>
+        </w:rPr>
+        <w:t xml:space="preserve">prom , </w:t>
+      </w:r>
+      <w:r>
+        <w:rPr>
+          <w:rFonts w:hint="cs"/>
+          <w:cs/>
+          <w:lang w:val="en-US"/>
+        </w:rPr>
+        <w:t xml:space="preserve">คะแนน </w:t>
       </w:r>
       <w:r>
         <w:rPr>
@@ -772,35 +934,10 @@
       <w:pPr>
         <w:spacing w:after="0"/>
         <w:rPr>
-          <w:lang w:val="en-US"/>
-        </w:rPr>
-      </w:pPr>
-      <w:r>
-        <w:rPr>
-          <w:rFonts w:hint="cs"/>
-          <w:cs/>
-          <w:lang w:val="en-US"/>
-        </w:rPr>
-        <w:t>ให้สรุปออกมาดูก่อน ว่าคอลัมพ์ไหน ดึงมาจาก ตาราง</w:t>
-      </w:r>
-      <w:proofErr w:type="spellStart"/>
-      <w:r>
-        <w:rPr>
-          <w:rFonts w:hint="cs"/>
-          <w:cs/>
-          <w:lang w:val="en-US"/>
-        </w:rPr>
-        <w:t>ฟิว</w:t>
-      </w:r>
-      <w:proofErr w:type="spellEnd"/>
-      <w:r>
-        <w:rPr>
-          <w:rFonts w:hint="cs"/>
-          <w:cs/>
-          <w:lang w:val="en-US"/>
-        </w:rPr>
-        <w:t>ไหน ในฐานข้อมูล จะได้ตรวจสอบความถูกต้องก่อนทำโค้ดโปรแกรมจริงๆ</w:t>
-      </w:r>
+          <w:rFonts w:hint="cs"/>
+          <w:lang w:val="en-US"/>
+        </w:rPr>
+      </w:pPr>
     </w:p>
     <w:p>
       <w:pPr>
@@ -815,240 +952,400 @@
           <w:cs/>
           <w:lang w:val="en-US"/>
         </w:rPr>
-        <w:t xml:space="preserve">ส่วนถัดไป เป็นส่วนคอลัมพ์ของ รายละเอียดการติดตาม ซึ่งแต่ ละคนอาจมีการติดตามในจำนวนครั้งที่ไม่เท่ากันได้ เช่น บางคนติดตาม แล้ว  </w:t>
-      </w:r>
-      <w:r>
-        <w:rPr>
-          <w:lang w:val="en-US"/>
-        </w:rPr>
-        <w:t>1  2</w:t>
-      </w:r>
-      <w:r>
-        <w:rPr>
-          <w:rFonts w:hint="cs"/>
-          <w:cs/>
-          <w:lang w:val="en-US"/>
-        </w:rPr>
-        <w:t xml:space="preserve"> หรือ </w:t>
-      </w:r>
-      <w:r>
-        <w:rPr>
-          <w:lang w:val="en-US"/>
-        </w:rPr>
-        <w:t>3</w:t>
-      </w:r>
-      <w:r>
-        <w:rPr>
-          <w:rFonts w:hint="cs"/>
-          <w:cs/>
-          <w:lang w:val="en-US"/>
-        </w:rPr>
-        <w:t xml:space="preserve"> ครั้ง ก็ได้ ให้สร้างคอลัม</w:t>
-      </w:r>
-      <w:proofErr w:type="spellStart"/>
-      <w:r>
-        <w:rPr>
-          <w:rFonts w:hint="cs"/>
-          <w:cs/>
-          <w:lang w:val="en-US"/>
-        </w:rPr>
-        <w:t>ภ์</w:t>
-      </w:r>
-      <w:proofErr w:type="spellEnd"/>
-      <w:r>
-        <w:rPr>
-          <w:rFonts w:hint="cs"/>
-          <w:cs/>
-          <w:lang w:val="en-US"/>
-        </w:rPr>
-        <w:t xml:space="preserve"> เรียงต่อๆกันไปด้านขวา โดยมีรายละเอียดคอลัม</w:t>
-      </w:r>
-      <w:proofErr w:type="spellStart"/>
-      <w:r>
-        <w:rPr>
-          <w:rFonts w:hint="cs"/>
-          <w:cs/>
-          <w:lang w:val="en-US"/>
-        </w:rPr>
-        <w:t>ภ์</w:t>
-      </w:r>
-      <w:proofErr w:type="spellEnd"/>
-      <w:r>
-        <w:rPr>
-          <w:rFonts w:hint="cs"/>
-          <w:cs/>
-          <w:lang w:val="en-US"/>
-        </w:rPr>
-        <w:t>ดังนี้</w:t>
+        <w:t>ส่วนถัดไป เป็นส่วนคอลัมพ์</w:t>
+      </w:r>
+      <w:r>
+        <w:rPr>
+          <w:rFonts w:hint="cs"/>
+          <w:cs/>
+          <w:lang w:val="en-US"/>
+        </w:rPr>
+        <w:t>ในส่วน</w:t>
+      </w:r>
+      <w:r>
+        <w:rPr>
+          <w:rFonts w:hint="cs"/>
+          <w:cs/>
+          <w:lang w:val="en-US"/>
+        </w:rPr>
+        <w:t>ของ รายละเอียดการติดตาม</w:t>
+      </w:r>
+      <w:r>
+        <w:rPr>
+          <w:rFonts w:hint="cs"/>
+          <w:cs/>
+          <w:lang w:val="en-US"/>
+        </w:rPr>
+        <w:t xml:space="preserve">คนไข้ ซึ่งเป็นการติดตาม คนไข้ ในแบบเดียวกันกับหน้าเพจ </w:t>
+      </w:r>
+      <w:r>
+        <w:rPr>
+          <w:rFonts w:hint="cs"/>
+          <w:cs/>
+          <w:lang w:val="en-US"/>
+        </w:rPr>
+        <w:t xml:space="preserve"> </w:t>
       </w:r>
     </w:p>
     <w:p>
       <w:pPr>
-        <w:spacing w:after="0"/>
-        <w:rPr>
-          <w:lang w:val="en-US"/>
-        </w:rPr>
-      </w:pPr>
-      <w:r>
-        <w:rPr>
-          <w:rFonts w:hint="cs"/>
-          <w:cs/>
-          <w:lang w:val="en-US"/>
-        </w:rPr>
-        <w:t xml:space="preserve">วันที่ติดตาม </w:t>
-      </w:r>
-      <w:r>
-        <w:rPr>
-          <w:lang w:val="en-US"/>
-        </w:rPr>
-        <w:t>,</w:t>
-      </w:r>
-      <w:r>
-        <w:rPr>
-          <w:rFonts w:hint="cs"/>
-          <w:cs/>
-          <w:lang w:val="en-US"/>
-        </w:rPr>
-        <w:t xml:space="preserve">น้ำหนัก </w:t>
-      </w:r>
-      <w:r>
-        <w:rPr>
-          <w:lang w:val="en-US"/>
-        </w:rPr>
-        <w:t>,</w:t>
-      </w:r>
-      <w:r>
-        <w:rPr>
-          <w:rFonts w:hint="cs"/>
-          <w:cs/>
-          <w:lang w:val="en-US"/>
-        </w:rPr>
-        <w:t xml:space="preserve">รอบเอว </w:t>
-      </w:r>
-      <w:r>
-        <w:rPr>
-          <w:lang w:val="en-US"/>
-        </w:rPr>
-        <w:t>,</w:t>
-      </w:r>
-      <w:r>
-        <w:rPr>
-          <w:rFonts w:hint="cs"/>
-          <w:cs/>
-          <w:lang w:val="en-US"/>
-        </w:rPr>
-        <w:t>ความดัน</w:t>
-      </w:r>
-      <w:r>
-        <w:rPr>
-          <w:lang w:val="en-US"/>
-        </w:rPr>
-        <w:t>,</w:t>
-      </w:r>
-      <w:r>
-        <w:rPr>
-          <w:rFonts w:hint="cs"/>
-          <w:cs/>
-          <w:lang w:val="en-US"/>
-        </w:rPr>
-        <w:t xml:space="preserve"> น้ำตาล </w:t>
-      </w:r>
-      <w:r>
-        <w:rPr>
-          <w:lang w:val="en-US"/>
-        </w:rPr>
-        <w:t>,</w:t>
-      </w:r>
-      <w:r>
-        <w:rPr>
-          <w:rFonts w:hint="cs"/>
-          <w:cs/>
-          <w:lang w:val="en-US"/>
-        </w:rPr>
-        <w:t>ความมั่นใจ</w:t>
-      </w:r>
-      <w:r>
-        <w:rPr>
-          <w:lang w:val="en-US"/>
-        </w:rPr>
-        <w:t>,</w:t>
-      </w:r>
-      <w:r>
-        <w:rPr>
-          <w:rFonts w:hint="cs"/>
-          <w:cs/>
-          <w:lang w:val="en-US"/>
-        </w:rPr>
-        <w:t xml:space="preserve"> แผนปฏิบัติอาหาร</w:t>
-      </w:r>
-      <w:r>
-        <w:rPr>
-          <w:lang w:val="en-US"/>
-        </w:rPr>
-        <w:t>,</w:t>
-      </w:r>
-      <w:r>
-        <w:rPr>
-          <w:rFonts w:hint="cs"/>
-          <w:cs/>
-          <w:lang w:val="en-US"/>
-        </w:rPr>
-        <w:t xml:space="preserve"> แผนปฏิบัติชนิดอาหาร</w:t>
-      </w:r>
-      <w:r>
-        <w:rPr>
-          <w:cs/>
-          <w:lang w:val="en-US"/>
-        </w:rPr>
-        <w:tab/>
-      </w:r>
-      <w:r>
-        <w:rPr>
-          <w:rFonts w:hint="cs"/>
-          <w:cs/>
-          <w:lang w:val="en-US"/>
-        </w:rPr>
-        <w:t xml:space="preserve"> </w:t>
-      </w:r>
-      <w:r>
-        <w:rPr>
-          <w:lang w:val="en-US"/>
-        </w:rPr>
-        <w:t>,</w:t>
-      </w:r>
-      <w:r>
-        <w:rPr>
-          <w:rFonts w:hint="cs"/>
-          <w:cs/>
-          <w:lang w:val="en-US"/>
-        </w:rPr>
-        <w:t>แผนปฏิบัติการเคลื่อนไหว</w:t>
+        <w:shd w:val="clear" w:color="auto" w:fill="121314"/>
+        <w:spacing w:after="0" w:line="270" w:lineRule="atLeast"/>
+        <w:rPr>
+          <w:rFonts w:ascii="Menlo" w:eastAsia="Times New Roman" w:hAnsi="Menlo" w:cs="Browallia New" w:hint="cs"/>
+          <w:color w:val="BBBEBF"/>
+          <w:kern w:val="0"/>
+          <w:sz w:val="18"/>
+          <w:szCs w:val="22"/>
+          <w14:ligatures w14:val="none"/>
+        </w:rPr>
+      </w:pPr>
+      <w:r>
+        <w:rPr>
+          <w:rFonts w:ascii="Menlo" w:eastAsia="Times New Roman" w:hAnsi="Menlo" w:cs="Menlo"/>
+          <w:color w:val="8B949E"/>
+          <w:kern w:val="0"/>
+          <w:sz w:val="18"/>
+          <w:szCs w:val="18"/>
+          <w14:ligatures w14:val="none"/>
+        </w:rPr>
+        <w:t>app/admin/patients/[id]/followup-history/page.tsx</w:t>
       </w:r>
     </w:p>
     <w:p>
       <w:pPr>
         <w:spacing w:after="0"/>
-        <w:rPr>
-          <w:lang w:val="en-US"/>
-        </w:rPr>
       </w:pPr>
     </w:p>
     <w:p>
       <w:pPr>
         <w:spacing w:after="0"/>
         <w:rPr>
-          <w:rFonts w:hint="cs"/>
-          <w:cs/>
-          <w:lang w:val="en-US"/>
-        </w:rPr>
-      </w:pPr>
-      <w:r>
-        <w:rPr>
-          <w:rFonts w:hint="cs"/>
-          <w:cs/>
-          <w:lang w:val="en-US"/>
-        </w:rPr>
-        <w:t xml:space="preserve">สำหรับช่องที่เป็นวันที่ มีวันเกิด และ วันที่ประเมิน  วันที่ติดตาม ในส่วนของปี ปรับให้เป็น ปี พศ แล้วทำพอร์แมตเป็น วันเดือนปี </w:t>
+          <w:lang w:val="en-US"/>
+        </w:rPr>
+      </w:pPr>
+      <w:r>
+        <w:rPr>
+          <w:rFonts w:hint="cs"/>
+          <w:cs/>
+          <w:lang w:val="en-US"/>
+        </w:rPr>
+        <w:t>ซึ่งแต่ ละคนอาจมีการติดตามในจำนวนครั้งที่ไม่เท่ากันได้ เ</w:t>
+      </w:r>
+      <w:r>
+        <w:rPr>
+          <w:rFonts w:hint="cs"/>
+          <w:cs/>
+          <w:lang w:val="en-US"/>
+        </w:rPr>
+        <w:t xml:space="preserve">ราจะกำหนดจำนวนครั้งของการติดตามมากสุดไว้ที่ </w:t>
+      </w:r>
+      <w:r>
+        <w:rPr>
+          <w:lang w:val="en-US"/>
+        </w:rPr>
+        <w:t>6</w:t>
+      </w:r>
+      <w:r>
+        <w:rPr>
+          <w:rFonts w:hint="cs"/>
+          <w:cs/>
+          <w:lang w:val="en-US"/>
+        </w:rPr>
+        <w:t xml:space="preserve"> ครั้ง </w:t>
+      </w:r>
+      <w:r>
+        <w:rPr>
+          <w:rFonts w:hint="cs"/>
+          <w:cs/>
+          <w:lang w:val="en-US"/>
+        </w:rPr>
+        <w:t>ให้สร้างคอลัม</w:t>
+      </w:r>
+      <w:proofErr w:type="spellStart"/>
+      <w:r>
+        <w:rPr>
+          <w:rFonts w:hint="cs"/>
+          <w:cs/>
+          <w:lang w:val="en-US"/>
+        </w:rPr>
+        <w:t>ภ์</w:t>
+      </w:r>
+      <w:proofErr w:type="spellEnd"/>
+      <w:r>
+        <w:rPr>
+          <w:rFonts w:hint="cs"/>
+          <w:cs/>
+          <w:lang w:val="en-US"/>
+        </w:rPr>
+        <w:t xml:space="preserve"> เรียงต่อๆกันไปด้านขวา โดยมีรายละเอียดคอลัม</w:t>
+      </w:r>
+      <w:proofErr w:type="spellStart"/>
+      <w:r>
+        <w:rPr>
+          <w:rFonts w:hint="cs"/>
+          <w:cs/>
+          <w:lang w:val="en-US"/>
+        </w:rPr>
+        <w:t>ภ์</w:t>
+      </w:r>
+      <w:proofErr w:type="spellEnd"/>
+      <w:r>
+        <w:rPr>
+          <w:rFonts w:hint="cs"/>
+          <w:cs/>
+          <w:lang w:val="en-US"/>
+        </w:rPr>
+        <w:t>ดังนี้</w:t>
+      </w:r>
+    </w:p>
+    <w:p>
+      <w:pPr>
+        <w:spacing w:after="0"/>
+        <w:rPr>
+          <w:lang w:val="en-US"/>
+        </w:rPr>
+      </w:pPr>
+      <w:r>
+        <w:rPr>
+          <w:rFonts w:hint="cs"/>
+          <w:cs/>
+          <w:lang w:val="en-US"/>
+        </w:rPr>
+        <w:t xml:space="preserve">วันที่ติดตาม </w:t>
+      </w:r>
+      <w:r>
+        <w:rPr>
+          <w:lang w:val="en-US"/>
+        </w:rPr>
+        <w:t>,</w:t>
+      </w:r>
+      <w:r>
+        <w:rPr>
+          <w:rFonts w:hint="cs"/>
+          <w:cs/>
+          <w:lang w:val="en-US"/>
+        </w:rPr>
+        <w:t xml:space="preserve">น้ำหนัก </w:t>
+      </w:r>
+      <w:r>
+        <w:rPr>
+          <w:lang w:val="en-US"/>
+        </w:rPr>
+        <w:t>,</w:t>
+      </w:r>
+      <w:r>
+        <w:rPr>
+          <w:rFonts w:hint="cs"/>
+          <w:cs/>
+          <w:lang w:val="en-US"/>
+        </w:rPr>
+        <w:t xml:space="preserve">รอบเอว </w:t>
+      </w:r>
+      <w:r>
+        <w:rPr>
+          <w:lang w:val="en-US"/>
+        </w:rPr>
+        <w:t>,</w:t>
+      </w:r>
+      <w:r>
+        <w:rPr>
+          <w:rFonts w:hint="cs"/>
+          <w:cs/>
+          <w:lang w:val="en-US"/>
+        </w:rPr>
+        <w:t>ความดัน</w:t>
+      </w:r>
+      <w:r>
+        <w:rPr>
+          <w:lang w:val="en-US"/>
+        </w:rPr>
+        <w:t>,</w:t>
+      </w:r>
+      <w:r>
+        <w:rPr>
+          <w:rFonts w:hint="cs"/>
+          <w:cs/>
+          <w:lang w:val="en-US"/>
+        </w:rPr>
+        <w:t xml:space="preserve"> น้ำตาล </w:t>
+      </w:r>
+      <w:r>
+        <w:rPr>
+          <w:lang w:val="en-US"/>
+        </w:rPr>
+        <w:t>,</w:t>
+      </w:r>
+      <w:r>
+        <w:rPr>
+          <w:rFonts w:hint="cs"/>
+          <w:cs/>
+          <w:lang w:val="en-US"/>
+        </w:rPr>
+        <w:t>ความมั่นใจ</w:t>
+      </w:r>
+      <w:r>
+        <w:rPr>
+          <w:lang w:val="en-US"/>
+        </w:rPr>
+        <w:t>,</w:t>
+      </w:r>
+      <w:r>
+        <w:rPr>
+          <w:rFonts w:hint="cs"/>
+          <w:cs/>
+          <w:lang w:val="en-US"/>
+        </w:rPr>
+        <w:t xml:space="preserve"> แผนปฏิบัติอาหาร</w:t>
+      </w:r>
+      <w:r>
+        <w:rPr>
+          <w:lang w:val="en-US"/>
+        </w:rPr>
+        <w:t>,</w:t>
+      </w:r>
+      <w:r>
+        <w:rPr>
+          <w:rFonts w:hint="cs"/>
+          <w:cs/>
+          <w:lang w:val="en-US"/>
+        </w:rPr>
+        <w:t xml:space="preserve"> แผนปฏิบัติชนิดอาหาร</w:t>
+      </w:r>
+      <w:r>
+        <w:rPr>
+          <w:cs/>
+          <w:lang w:val="en-US"/>
+        </w:rPr>
+        <w:tab/>
+      </w:r>
+      <w:r>
+        <w:rPr>
+          <w:rFonts w:hint="cs"/>
+          <w:cs/>
+          <w:lang w:val="en-US"/>
+        </w:rPr>
+        <w:t xml:space="preserve"> </w:t>
+      </w:r>
+      <w:r>
+        <w:rPr>
+          <w:lang w:val="en-US"/>
+        </w:rPr>
+        <w:t>,</w:t>
+      </w:r>
+      <w:r>
+        <w:rPr>
+          <w:rFonts w:hint="cs"/>
+          <w:cs/>
+          <w:lang w:val="en-US"/>
+        </w:rPr>
+        <w:t>แผนปฏิบัติการเคลื่อนไหว</w:t>
+      </w:r>
+    </w:p>
+    <w:p>
+      <w:pPr>
+        <w:spacing w:after="0"/>
+        <w:rPr>
+          <w:lang w:val="en-US"/>
+        </w:rPr>
+      </w:pPr>
+    </w:p>
+    <w:p>
+      <w:pPr>
+        <w:spacing w:after="0"/>
+        <w:rPr>
+          <w:lang w:val="en-US"/>
+        </w:rPr>
+      </w:pPr>
+      <w:r>
+        <w:rPr>
+          <w:rFonts w:hint="cs"/>
+          <w:cs/>
+          <w:lang w:val="en-US"/>
+        </w:rPr>
+        <w:lastRenderedPageBreak/>
+        <w:t>ให้สรุปออกมาดูก่อน ว่าคอลัมพ์ไหน ดึงมาจาก ตาราง</w:t>
+      </w:r>
+      <w:proofErr w:type="spellStart"/>
+      <w:r>
+        <w:rPr>
+          <w:rFonts w:hint="cs"/>
+          <w:cs/>
+          <w:lang w:val="en-US"/>
+        </w:rPr>
+        <w:t>ฟิว</w:t>
+      </w:r>
+      <w:proofErr w:type="spellEnd"/>
+      <w:r>
+        <w:rPr>
+          <w:rFonts w:hint="cs"/>
+          <w:cs/>
+          <w:lang w:val="en-US"/>
+        </w:rPr>
+        <w:t>ไหน ในฐานข้อมูล จะได้ตรวจสอบความถูกต้องก่อนทำโค้ดโปรแกรมจริงๆ</w:t>
+      </w:r>
+    </w:p>
+    <w:p>
+      <w:pPr>
+        <w:spacing w:after="0"/>
+        <w:rPr>
+          <w:rFonts w:hint="cs"/>
+          <w:lang w:val="en-US"/>
+        </w:rPr>
+      </w:pPr>
+    </w:p>
+    <w:p>
+      <w:pPr>
+        <w:spacing w:after="0"/>
+        <w:rPr>
+          <w:rFonts w:hint="cs"/>
+          <w:cs/>
+          <w:lang w:val="en-US"/>
+        </w:rPr>
+      </w:pPr>
+      <w:r>
+        <w:rPr>
+          <w:rFonts w:hint="cs"/>
+          <w:cs/>
+          <w:lang w:val="en-US"/>
+        </w:rPr>
+        <w:t xml:space="preserve">สำหรับช่องที่เป็นวันที่ มีวันเกิด และ วันที่ประเมิน  วันที่ติดตาม ในส่วนของปี ปรับให้เป็น ปี </w:t>
+      </w:r>
+      <w:proofErr w:type="spellStart"/>
+      <w:r>
+        <w:rPr>
+          <w:rFonts w:hint="cs"/>
+          <w:cs/>
+          <w:lang w:val="en-US"/>
+        </w:rPr>
+        <w:t>พศ</w:t>
+      </w:r>
+      <w:proofErr w:type="spellEnd"/>
+      <w:r>
+        <w:rPr>
+          <w:rFonts w:hint="cs"/>
+          <w:cs/>
+          <w:lang w:val="en-US"/>
+        </w:rPr>
+        <w:t xml:space="preserve"> แล้วทำพอร</w:t>
+      </w:r>
+      <w:proofErr w:type="spellStart"/>
+      <w:r>
+        <w:rPr>
+          <w:rFonts w:hint="cs"/>
+          <w:cs/>
+          <w:lang w:val="en-US"/>
+        </w:rPr>
+        <w:t>์แมต</w:t>
+      </w:r>
+      <w:proofErr w:type="spellEnd"/>
+      <w:r>
+        <w:rPr>
+          <w:rFonts w:hint="cs"/>
+          <w:cs/>
+          <w:lang w:val="en-US"/>
+        </w:rPr>
+        <w:t xml:space="preserve">เป็น วันเดือนปี </w:t>
       </w:r>
     </w:p>
     <w:sectPr>

--- a/doc/หน้า จัดการผู้ป่วย Excell.docx
+++ b/doc/หน้า จัดการผู้ป่วย Excell.docx
@@ -1246,9 +1246,36 @@
       <w:pPr>
         <w:spacing w:after="0"/>
         <w:rPr>
-          <w:lang w:val="en-US"/>
-        </w:rPr>
-      </w:pPr>
+          <w:rFonts w:hint="cs"/>
+          <w:lang w:val="en-US"/>
+        </w:rPr>
+      </w:pPr>
+      <w:r>
+        <w:rPr>
+          <w:rFonts w:hint="cs"/>
+          <w:cs/>
+          <w:lang w:val="en-US"/>
+        </w:rPr>
+        <w:t xml:space="preserve">ช่วยสรุป ว่า คอลัมพ์ไหน จะมาจาก ฐานข้อมูล ในตารางไหน </w:t>
+      </w:r>
+      <w:proofErr w:type="spellStart"/>
+      <w:r>
+        <w:rPr>
+          <w:rFonts w:hint="cs"/>
+          <w:cs/>
+          <w:lang w:val="en-US"/>
+        </w:rPr>
+        <w:t>ฟิว</w:t>
+      </w:r>
+      <w:proofErr w:type="spellEnd"/>
+      <w:r>
+        <w:rPr>
+          <w:rFonts w:hint="cs"/>
+          <w:cs/>
+          <w:lang w:val="en-US"/>
+        </w:rPr>
+        <w:t>ไหน ให้ถูกต้องก่อน ทำการโค้ด จะได้ ไม่เกิดความผิดพลาด และปรับปรุงได้ง่ายขึ้น</w:t>
+      </w:r>
     </w:p>
     <w:p>
       <w:pPr>
